--- a/zhs/docx/040.content.docx
+++ b/zhs/docx/040.content.docx
@@ -19,7 +19,7 @@
         <w:rPr>
           <w:lang w:val="zh_CN" w:bidi="zh_CN"/>
         </w:rPr>
-        <w:t>Resource: 关键词 (SRV)</w:t>
+        <w:t>Resource: Familiarization, Internalization, Articulation (Fia) Terms</w:t>
       </w:r>
       <w:r>
         <w:rPr>
@@ -39,42 +39,61 @@
           <w:b/>
           <w:lang w:val="zh_CN" w:bidi="zh_CN"/>
         </w:rPr>
-        <w:t>Familiarization, Internalization, Articulation (FIA) Key Terms</w:t>
-      </w:r>
-      <w:r>
-        <w:rPr>
-          <w:lang w:val="zh_CN" w:bidi="zh_CN"/>
-        </w:rPr>
-        <w:t xml:space="preserve"> © 2023 SRV Partners Released under CC BY-SA 4.0 license. </w:t>
-      </w:r>
-      <w:r>
-        <w:rPr>
-          <w:lang w:val="zh_CN" w:bidi="zh_CN"/>
-        </w:rPr>
-        <w:t>Familiarization, Internalization, Articulation (FIA) Key Terms</w:t>
-      </w:r>
-      <w:r>
-        <w:rPr>
-          <w:lang w:val="zh_CN" w:bidi="zh_CN"/>
-        </w:rPr>
-        <w:t xml:space="preserve"> has been adapted in the following languages Tok Pisin, عربي, Français, हिंदी, Bahasa Indonesia, Português, Русский, Español, Kiswahili, 简体中文 from </w:t>
-      </w:r>
-      <w:r>
-        <w:rPr>
-          <w:lang w:val="zh_CN" w:bidi="zh_CN"/>
-        </w:rPr>
-        <w:t>Familiarization, Internalization, Articulation (FIA)</w:t>
-      </w:r>
-      <w:r>
-        <w:rPr>
-          <w:lang w:val="zh_CN" w:bidi="zh_CN"/>
-        </w:rPr>
-        <w:t xml:space="preserve"> © 2023 SRV Partners. Released under CC BY-SA 4.0 license by Mission Mutual</w:t>
-      </w:r>
-      <w:r>
-        <w:rPr>
-          <w:lang w:val="zh_CN" w:bidi="zh_CN"/>
-        </w:rPr>
+        <w:t>Familiarization, Internalization, Articulation (Fia) Terms</w:t>
+      </w:r>
+      <w:r>
+        <w:rPr>
+          <w:lang w:val="zh_CN" w:bidi="zh_CN"/>
+        </w:rPr>
+        <w:t xml:space="preserve"> (Chinese (Simplified)) is based on: </w:t>
+      </w:r>
+      <w:r>
+        <w:rPr>
+          <w:lang w:val="zh_CN" w:bidi="zh_CN"/>
+        </w:rPr>
+        <w:t>Familiarization, Internalization, Articulation (Fia) Terms</w:t>
+      </w:r>
+      <w:r>
+        <w:rPr>
+          <w:lang w:val="zh_CN" w:bidi="zh_CN"/>
+        </w:rPr>
+        <w:t xml:space="preserve">, </w:t>
+      </w:r>
+      <w:hyperlink r:id="rId13">
+        <w:r>
+          <w:rPr>
+            <w:lang w:val="zh_CN" w:bidi="zh_CN"/>
+          </w:rPr>
+          <w:rPr>
+            <w:color w:val="0000EE"/>
+            <w:u w:val="single"/>
+          </w:rPr>
+          <w:t>SRV Partners</w:t>
+        </w:r>
+      </w:hyperlink>
+      <w:r>
+        <w:rPr>
+          <w:lang w:val="zh_CN" w:bidi="zh_CN"/>
+        </w:rPr>
+        <w:t xml:space="preserve">, 2023, which is licensed under a </w:t>
+      </w:r>
+      <w:hyperlink r:id="rId14">
+        <w:r>
+          <w:rPr>
+            <w:lang w:val="zh_CN" w:bidi="zh_CN"/>
+          </w:rPr>
+          <w:rPr>
+            <w:color w:val="0000EE"/>
+            <w:u w:val="single"/>
+          </w:rPr>
+          <w:t>CC BY-SA 4.0 license</w:t>
+        </w:r>
+      </w:hyperlink>
+      <w:r>
+        <w:rPr>
+          <w:lang w:val="zh_CN" w:bidi="zh_CN"/>
+        </w:rPr>
+        <w:t>.</w:t>
       </w:r>
       <w:r>
         <w:rPr>
@@ -83,6 +102,30 @@
       </w:r>
     </w:p>
     <w:p>
+      <w:pPr/>
+      <w:r>
+        <w:rPr>
+          <w:lang w:val="zh_CN" w:bidi="zh_CN"/>
+        </w:rPr>
+      </w:r>
+      <w:r>
+        <w:rPr>
+          <w:lang w:val="zh_CN" w:bidi="zh_CN"/>
+        </w:rPr>
+        <w:t>This PDF version is provided under the same license.</w:t>
+      </w:r>
+      <w:r>
+        <w:rPr>
+          <w:lang w:val="zh_CN" w:bidi="zh_CN"/>
+        </w:rPr>
+      </w:r>
+      <w:r>
+        <w:rPr>
+          <w:lang w:val="zh_CN" w:bidi="zh_CN"/>
+        </w:rPr>
+      </w:r>
+    </w:p>
+    <w:p>
       <w:pPr>
         <w:pStyle w:val="Heading1"/>
       </w:pPr>
@@ -90,7 +133,7 @@
         <w:rPr>
           <w:lang w:val="zh_CN" w:bidi="zh_CN"/>
         </w:rPr>
-        <w:t>关键词 (SRV)</w:t>
+        <w:t>Familiarization, Internalization, Articulation (Fia) Terms</w:t>
       </w:r>
     </w:p>
     <w:p>
@@ -218,24 +261,36 @@
         </w:rPr>
         <w:t>是男人和女人都有穿的衣服。 这是一种衬衫，可以延伸到膝盖或脚踝。 人们可以用羊毛或亚麻布制成内袍。 人们通常在外袍外面穿著一条腰带，绑在腰上。 男人可能会把他们的剑放在他们内袍的腰带中。 人们在外衣——如</w:t>
       </w:r>
-      <w:r>
-        <w:rPr>
-          <w:lang w:val="zh_CN" w:bidi="zh_CN"/>
-        </w:rPr>
-        <w:t>外袍</w:t>
-      </w:r>
+      <w:hyperlink r:id="rId15">
+        <w:r>
+          <w:rPr>
+            <w:lang w:val="zh_CN" w:bidi="zh_CN"/>
+          </w:rPr>
+          <w:rPr>
+            <w:color w:val="0000EE"/>
+            <w:u w:val="single"/>
+          </w:rPr>
+          <w:t>外袍</w:t>
+        </w:r>
+      </w:hyperlink>
       <w:r>
         <w:rPr>
           <w:lang w:val="zh_CN" w:bidi="zh_CN"/>
         </w:rPr>
         <w:t>或</w:t>
       </w:r>
-      <w:r>
-        <w:rPr>
-          <w:lang w:val="zh_CN" w:bidi="zh_CN"/>
-        </w:rPr>
-        <w:t>外衣</w:t>
-      </w:r>
+      <w:hyperlink r:id="rId16">
+        <w:r>
+          <w:rPr>
+            <w:lang w:val="zh_CN" w:bidi="zh_CN"/>
+          </w:rPr>
+          <w:rPr>
+            <w:color w:val="0000EE"/>
+            <w:u w:val="single"/>
+          </w:rPr>
+          <w:t>外衣</w:t>
+        </w:r>
+      </w:hyperlink>
       <w:r>
         <w:rPr>
           <w:lang w:val="zh_CN" w:bidi="zh_CN"/>
@@ -283,12 +338,23 @@
         <w:rPr>
           <w:lang w:val="zh_CN" w:bidi="zh_CN"/>
         </w:rPr>
-        <w:t>力量</w:t>
-      </w:r>
-      <w:r>
-        <w:rPr>
-          <w:lang w:val="zh_CN" w:bidi="zh_CN"/>
-        </w:rPr>
+        <w:t>里衣、内衣、内袍</w:t>
+      </w:r>
+      <w:r>
+        <w:rPr>
+          <w:lang w:val="zh_CN" w:bidi="zh_CN"/>
+        </w:rPr>
+      </w:r>
+    </w:p>
+    <w:p>
+      <w:pPr>
+        <w:pStyle w:val="Heading4"/>
+      </w:pPr>
+      <w:r>
+        <w:rPr>
+          <w:lang w:val="zh_CN" w:bidi="zh_CN"/>
+        </w:rPr>
+        <w:t>Audio Content</w:t>
       </w:r>
     </w:p>
     <w:p>
@@ -298,6 +364,66 @@
           <w:lang w:val="zh_CN" w:bidi="zh_CN"/>
         </w:rPr>
       </w:r>
+      <w:hyperlink r:id="rId17">
+        <w:r>
+          <w:rPr>
+            <w:lang w:val="zh_CN" w:bidi="zh_CN"/>
+          </w:rPr>
+          <w:rPr>
+            <w:color w:val="0000EE"/>
+            <w:u w:val="single"/>
+          </w:rPr>
+          <w:t>mp3 file</w:t>
+        </w:r>
+      </w:hyperlink>
+      <w:r>
+        <w:rPr>
+          <w:lang w:val="zh_CN" w:bidi="zh_CN"/>
+        </w:rPr>
+        <w:t xml:space="preserve"> (None KB)</w:t>
+      </w:r>
+      <w:r>
+        <w:rPr>
+          <w:lang w:val="zh_CN" w:bidi="zh_CN"/>
+        </w:rPr>
+      </w:r>
+      <w:r>
+        <w:rPr>
+          <w:lang w:val="zh_CN" w:bidi="zh_CN"/>
+        </w:rPr>
+      </w:r>
+    </w:p>
+    <w:p>
+      <w:pPr/>
+      <w:r>
+        <w:rPr>
+          <w:lang w:val="zh_CN" w:bidi="zh_CN"/>
+        </w:rPr>
+      </w:r>
+    </w:p>
+    <w:p>
+      <w:pPr>
+        <w:pStyle w:val="Heading2"/>
+      </w:pPr>
+      <w:r>
+        <w:rPr>
+          <w:lang w:val="zh_CN" w:bidi="zh_CN"/>
+        </w:rPr>
+        <w:t>力量</w:t>
+      </w:r>
+      <w:r>
+        <w:rPr>
+          <w:lang w:val="zh_CN" w:bidi="zh_CN"/>
+        </w:rPr>
+      </w:r>
+    </w:p>
+    <w:p>
+      <w:pPr/>
+      <w:r>
+        <w:rPr>
+          <w:lang w:val="zh_CN" w:bidi="zh_CN"/>
+        </w:rPr>
+      </w:r>
       <w:r>
         <w:rPr>
           <w:b/>
@@ -311,42 +437,101 @@
         </w:rPr>
         <w:t>指某人做某事的能力，或他们的体力。 "</w:t>
       </w:r>
-      <w:r>
-        <w:rPr>
-          <w:lang w:val="zh_CN" w:bidi="zh_CN"/>
-        </w:rPr>
-        <w:t>心</w:t>
-      </w:r>
+      <w:hyperlink r:id="rId18">
+        <w:r>
+          <w:rPr>
+            <w:lang w:val="zh_CN" w:bidi="zh_CN"/>
+          </w:rPr>
+          <w:rPr>
+            <w:color w:val="0000EE"/>
+            <w:u w:val="single"/>
+          </w:rPr>
+          <w:t>心</w:t>
+        </w:r>
+      </w:hyperlink>
       <w:r>
         <w:rPr>
           <w:lang w:val="zh_CN" w:bidi="zh_CN"/>
         </w:rPr>
         <w:t>、</w:t>
       </w:r>
-      <w:r>
-        <w:rPr>
-          <w:lang w:val="zh_CN" w:bidi="zh_CN"/>
-        </w:rPr>
-        <w:t>灵魂</w:t>
-      </w:r>
+      <w:hyperlink r:id="rId19">
+        <w:r>
+          <w:rPr>
+            <w:lang w:val="zh_CN" w:bidi="zh_CN"/>
+          </w:rPr>
+          <w:rPr>
+            <w:color w:val="0000EE"/>
+            <w:u w:val="single"/>
+          </w:rPr>
+          <w:t>灵魂</w:t>
+        </w:r>
+      </w:hyperlink>
       <w:r>
         <w:rPr>
           <w:lang w:val="zh_CN" w:bidi="zh_CN"/>
         </w:rPr>
         <w:t>、</w:t>
       </w:r>
-      <w:r>
-        <w:rPr>
-          <w:lang w:val="zh_CN" w:bidi="zh_CN"/>
-        </w:rPr>
-        <w:t>心意</w:t>
-      </w:r>
+      <w:hyperlink r:id="rId20">
+        <w:r>
+          <w:rPr>
+            <w:lang w:val="zh_CN" w:bidi="zh_CN"/>
+          </w:rPr>
+          <w:rPr>
+            <w:color w:val="0000EE"/>
+            <w:u w:val="single"/>
+          </w:rPr>
+          <w:t>心意</w:t>
+        </w:r>
+      </w:hyperlink>
       <w:r>
         <w:rPr>
           <w:lang w:val="zh_CN" w:bidi="zh_CN"/>
         </w:rPr>
         <w:t>和</w:t>
       </w:r>
+      <w:hyperlink r:id="rId21">
+        <w:r>
+          <w:rPr>
+            <w:lang w:val="zh_CN" w:bidi="zh_CN"/>
+          </w:rPr>
+          <w:rPr>
+            <w:color w:val="0000EE"/>
+            <w:u w:val="single"/>
+          </w:rPr>
+          <w:t>力量</w:t>
+        </w:r>
+      </w:hyperlink>
+      <w:r>
+        <w:rPr>
+          <w:lang w:val="zh_CN" w:bidi="zh_CN"/>
+        </w:rPr>
+        <w:t>"这些词的共同作用是描述一个人的所有个性和能力。</w:t>
+      </w:r>
+      <w:r>
+        <w:rPr>
+          <w:lang w:val="zh_CN" w:bidi="zh_CN"/>
+        </w:rPr>
+      </w:r>
+      <w:r>
+        <w:rPr>
+          <w:lang w:val="zh_CN" w:bidi="zh_CN"/>
+        </w:rPr>
+      </w:r>
+    </w:p>
+    <w:p>
+      <w:pPr/>
+      <w:r>
+        <w:rPr>
+          <w:lang w:val="zh_CN" w:bidi="zh_CN"/>
+        </w:rPr>
+      </w:r>
+    </w:p>
+    <w:p>
+      <w:pPr>
+        <w:pStyle w:val="Heading2"/>
+      </w:pPr>
       <w:r>
         <w:rPr>
           <w:lang w:val="zh_CN" w:bidi="zh_CN"/>
@@ -357,7 +542,43 @@
         <w:rPr>
           <w:lang w:val="zh_CN" w:bidi="zh_CN"/>
         </w:rPr>
-        <w:t>"这些词的共同作用是描述一个人的所有个性和能力。</w:t>
+      </w:r>
+    </w:p>
+    <w:p>
+      <w:pPr>
+        <w:pStyle w:val="Heading4"/>
+      </w:pPr>
+      <w:r>
+        <w:rPr>
+          <w:lang w:val="zh_CN" w:bidi="zh_CN"/>
+        </w:rPr>
+        <w:t>Audio Content</w:t>
+      </w:r>
+    </w:p>
+    <w:p>
+      <w:pPr/>
+      <w:r>
+        <w:rPr>
+          <w:lang w:val="zh_CN" w:bidi="zh_CN"/>
+        </w:rPr>
+      </w:r>
+      <w:hyperlink r:id="rId17">
+        <w:r>
+          <w:rPr>
+            <w:lang w:val="zh_CN" w:bidi="zh_CN"/>
+          </w:rPr>
+          <w:rPr>
+            <w:color w:val="0000EE"/>
+            <w:u w:val="single"/>
+          </w:rPr>
+          <w:t>mp3 file</w:t>
+        </w:r>
+      </w:hyperlink>
+      <w:r>
+        <w:rPr>
+          <w:lang w:val="zh_CN" w:bidi="zh_CN"/>
+        </w:rPr>
+        <w:t xml:space="preserve"> (None KB)</w:t>
       </w:r>
       <w:r>
         <w:rPr>

--- a/zhs/docx/040.content.docx
+++ b/zhs/docx/040.content.docx
@@ -39,80 +39,37 @@
           <w:b/>
           <w:lang w:val="zh_CN" w:bidi="zh_CN"/>
         </w:rPr>
-        <w:t>Familiarization, Internalization, Articulation (Fia) Terms</w:t>
-      </w:r>
-      <w:r>
-        <w:rPr>
-          <w:lang w:val="zh_CN" w:bidi="zh_CN"/>
-        </w:rPr>
-        <w:t xml:space="preserve"> (Chinese (Simplified)) is based on: </w:t>
-      </w:r>
-      <w:r>
-        <w:rPr>
-          <w:lang w:val="zh_CN" w:bidi="zh_CN"/>
-        </w:rPr>
-        <w:t>Familiarization, Internalization, Articulation (Fia) Terms</w:t>
-      </w:r>
-      <w:r>
-        <w:rPr>
-          <w:lang w:val="zh_CN" w:bidi="zh_CN"/>
-        </w:rPr>
-        <w:t xml:space="preserve">, </w:t>
-      </w:r>
-      <w:hyperlink r:id="rId13">
-        <w:r>
-          <w:rPr>
-            <w:lang w:val="zh_CN" w:bidi="zh_CN"/>
-          </w:rPr>
-          <w:rPr>
-            <w:color w:val="0000EE"/>
-            <w:u w:val="single"/>
-          </w:rPr>
-          <w:t>SRV Partners</w:t>
-        </w:r>
-      </w:hyperlink>
-      <w:r>
-        <w:rPr>
-          <w:lang w:val="zh_CN" w:bidi="zh_CN"/>
-        </w:rPr>
-        <w:t xml:space="preserve">, 2023, which is licensed under a </w:t>
-      </w:r>
-      <w:hyperlink r:id="rId14">
-        <w:r>
-          <w:rPr>
-            <w:lang w:val="zh_CN" w:bidi="zh_CN"/>
-          </w:rPr>
-          <w:rPr>
-            <w:color w:val="0000EE"/>
-            <w:u w:val="single"/>
-          </w:rPr>
-          <w:t>CC BY-SA 4.0 license</w:t>
-        </w:r>
-      </w:hyperlink>
-      <w:r>
-        <w:rPr>
-          <w:lang w:val="zh_CN" w:bidi="zh_CN"/>
-        </w:rPr>
-        <w:t>.</w:t>
-      </w:r>
-      <w:r>
-        <w:rPr>
-          <w:lang w:val="zh_CN" w:bidi="zh_CN"/>
-        </w:rPr>
-      </w:r>
-    </w:p>
-    <w:p>
-      <w:pPr/>
-      <w:r>
-        <w:rPr>
-          <w:lang w:val="zh_CN" w:bidi="zh_CN"/>
-        </w:rPr>
-      </w:r>
-      <w:r>
-        <w:rPr>
-          <w:lang w:val="zh_CN" w:bidi="zh_CN"/>
-        </w:rPr>
-        <w:t>This PDF version is provided under the same license.</w:t>
+        <w:t>Familiarization, Internalization, Articulation (FIA) Key Terms</w:t>
+      </w:r>
+      <w:r>
+        <w:rPr>
+          <w:lang w:val="zh_CN" w:bidi="zh_CN"/>
+        </w:rPr>
+        <w:t xml:space="preserve"> © 2023 SRV Partners Released under CC BY-SA 4.0 license. </w:t>
+      </w:r>
+      <w:r>
+        <w:rPr>
+          <w:lang w:val="zh_CN" w:bidi="zh_CN"/>
+        </w:rPr>
+        <w:t>Familiarization, Internalization, Articulation (FIA) Key Terms</w:t>
+      </w:r>
+      <w:r>
+        <w:rPr>
+          <w:lang w:val="zh_CN" w:bidi="zh_CN"/>
+        </w:rPr>
+        <w:t xml:space="preserve"> has been adapted in the following languages Tok Pisin, عربي, Français, हिंदी, Bahasa Indonesia, Português, Русский, Español, Kiswahili, 简体中文 from </w:t>
+      </w:r>
+      <w:r>
+        <w:rPr>
+          <w:lang w:val="zh_CN" w:bidi="zh_CN"/>
+        </w:rPr>
+        <w:t>Familiarization, Internalization, Articulation (FIA)</w:t>
+      </w:r>
+      <w:r>
+        <w:rPr>
+          <w:lang w:val="zh_CN" w:bidi="zh_CN"/>
+        </w:rPr>
+        <w:t xml:space="preserve"> © 2023 SRV Partners. Released under CC BY-SA 4.0 license by Mission Mutual</w:t>
       </w:r>
       <w:r>
         <w:rPr>
@@ -261,7 +218,7 @@
         </w:rPr>
         <w:t>是男人和女人都有穿的衣服。 这是一种衬衫，可以延伸到膝盖或脚踝。 人们可以用羊毛或亚麻布制成内袍。 人们通常在外袍外面穿著一条腰带，绑在腰上。 男人可能会把他们的剑放在他们内袍的腰带中。 人们在外衣——如</w:t>
       </w:r>
-      <w:hyperlink r:id="rId15">
+      <w:hyperlink r:id="rId13">
         <w:r>
           <w:rPr>
             <w:lang w:val="zh_CN" w:bidi="zh_CN"/>
@@ -279,7 +236,7 @@
         </w:rPr>
         <w:t>或</w:t>
       </w:r>
-      <w:hyperlink r:id="rId16">
+      <w:hyperlink r:id="rId14">
         <w:r>
           <w:rPr>
             <w:lang w:val="zh_CN" w:bidi="zh_CN"/>
@@ -364,7 +321,7 @@
           <w:lang w:val="zh_CN" w:bidi="zh_CN"/>
         </w:rPr>
       </w:r>
-      <w:hyperlink r:id="rId17">
+      <w:hyperlink r:id="rId15">
         <w:r>
           <w:rPr>
             <w:lang w:val="zh_CN" w:bidi="zh_CN"/>
@@ -437,7 +394,7 @@
         </w:rPr>
         <w:t>指某人做某事的能力，或他们的体力。 "</w:t>
       </w:r>
-      <w:hyperlink r:id="rId18">
+      <w:hyperlink r:id="rId16">
         <w:r>
           <w:rPr>
             <w:lang w:val="zh_CN" w:bidi="zh_CN"/>
@@ -455,7 +412,7 @@
         </w:rPr>
         <w:t>、</w:t>
       </w:r>
-      <w:hyperlink r:id="rId19">
+      <w:hyperlink r:id="rId17">
         <w:r>
           <w:rPr>
             <w:lang w:val="zh_CN" w:bidi="zh_CN"/>
@@ -473,7 +430,7 @@
         </w:rPr>
         <w:t>、</w:t>
       </w:r>
-      <w:hyperlink r:id="rId20">
+      <w:hyperlink r:id="rId18">
         <w:r>
           <w:rPr>
             <w:lang w:val="zh_CN" w:bidi="zh_CN"/>
@@ -491,7 +448,7 @@
         </w:rPr>
         <w:t>和</w:t>
       </w:r>
-      <w:hyperlink r:id="rId21">
+      <w:hyperlink r:id="rId19">
         <w:r>
           <w:rPr>
             <w:lang w:val="zh_CN" w:bidi="zh_CN"/>
@@ -562,7 +519,7 @@
           <w:lang w:val="zh_CN" w:bidi="zh_CN"/>
         </w:rPr>
       </w:r>
-      <w:hyperlink r:id="rId17">
+      <w:hyperlink r:id="rId15">
         <w:r>
           <w:rPr>
             <w:lang w:val="zh_CN" w:bidi="zh_CN"/>

--- a/zhs/docx/040.content.docx
+++ b/zhs/docx/040.content.docx
@@ -45,7 +45,7 @@
         <w:rPr>
           <w:lang w:val="zh_CN" w:bidi="zh_CN"/>
         </w:rPr>
-        <w:t xml:space="preserve"> © 2023 SRV Partners Released under CC BY-SA 4.0 license. </w:t>
+        <w:t xml:space="preserve"> © 2025 Word Collective Released under CC BY-SA 4.0 license. </w:t>
       </w:r>
       <w:r>
         <w:rPr>
@@ -69,7 +69,7 @@
         <w:rPr>
           <w:lang w:val="zh_CN" w:bidi="zh_CN"/>
         </w:rPr>
-        <w:t xml:space="preserve"> © 2023 SRV Partners. Released under CC BY-SA 4.0 license by Mission Mutual</w:t>
+        <w:t xml:space="preserve"> © 2025 Word Collective. Released under CC BY-SA 4.0 license by Mission Mutual</w:t>
       </w:r>
       <w:r>
         <w:rPr>
